--- a/TRADEMARKS.docx
+++ b/TRADEMARKS.docx
@@ -141,6 +141,40 @@
       </w:r>
       <w:r>
         <w:t xml:space="preserve">One Social Media</w:t>
+      </w:r>
+      <w:r>
+        <w:t xml:space="preserve">”</w:t>
+      </w:r>
+    </w:p>
+    <w:p>
+      <w:pPr>
+        <w:numPr>
+          <w:ilvl w:val="0"/>
+          <w:numId w:val="1001"/>
+        </w:numPr>
+        <w:pStyle w:val="Compact"/>
+      </w:pPr>
+      <w:r>
+        <w:rPr>
+          <w:bCs/>
+          <w:b/>
+        </w:rPr>
+        <w:t xml:space="preserve">TDB</w:t>
+      </w:r>
+      <w:r>
+        <w:t xml:space="preserve"> </w:t>
+      </w:r>
+      <w:r>
+        <w:t xml:space="preserve">—</w:t>
+      </w:r>
+      <w:r>
+        <w:t xml:space="preserve"> </w:t>
+      </w:r>
+      <w:r>
+        <w:t xml:space="preserve">“</w:t>
+      </w:r>
+      <w:r>
+        <w:t xml:space="preserve">The Deeds Book</w:t>
       </w:r>
       <w:r>
         <w:t xml:space="preserve">”</w:t>
